--- a/reports/Myntra_Data_Analysis_Report.docx
+++ b/reports/Myntra_Data_Analysis_Report.docx
@@ -399,7 +399,7 @@
         <w:pStyle w:val="ListBullet"/>
       </w:pPr>
       <w:r>
-        <w:t>Invalid discounts: 3,546 records with discount &gt;100% removed (35,073 → 31,527).</w:t>
+        <w:t>Inconsistent discounts: 3,546 records with discount values outside the 0–1 decimal range (scraper format inconsistency) removed (35,073 → 31,527).</w:t>
       </w:r>
     </w:p>
     <w:p>
